--- a/MASTERPLAN/PORTS.docx
+++ b/MASTERPLAN/PORTS.docx
@@ -1374,6 +1374,76 @@
     <w:p>
       <w:r>
         <w:t>- Current export is restricted in /etc/exports to 192.168.56.0/24.</w:t>
+      </w:r>
+    </w:p>
+    <w:p/>
+    <w:p>
+      <w:pPr>
+        <w:pStyle w:val="Heading1"/>
+      </w:pPr>
+      <w:r>
+        <w:rPr>
+          <w:rFonts w:ascii="Arial" w:hAnsi="Arial"/>
+        </w:rPr>
+        <w:t>Phase 12.4 Ports Note - 2026-07-07 UTC</w:t>
+      </w:r>
+    </w:p>
+    <w:p>
+      <w:r>
+        <w:rPr>
+          <w:rFonts w:ascii="Arial" w:hAnsi="Arial"/>
+          <w:sz w:val="20"/>
+        </w:rPr>
+        <w:t>No new network ports were opened for Phase 12.4.</w:t>
+      </w:r>
+    </w:p>
+    <w:p>
+      <w:r>
+        <w:rPr>
+          <w:rFonts w:ascii="Arial" w:hAnsi="Arial"/>
+          <w:sz w:val="20"/>
+        </w:rPr>
+        <w:t>linux01-systemd-heartbeat.service is a local heartbeat/logging service only.</w:t>
+      </w:r>
+    </w:p>
+    <w:p>
+      <w:r>
+        <w:rPr>
+          <w:rFonts w:ascii="Arial" w:hAnsi="Arial"/>
+          <w:sz w:val="20"/>
+        </w:rPr>
+        <w:t>Existing relevant management/service ports remain unchanged: SSH 22, Portainer 9443, SMB 139/445, NFS 111/2049.</w:t>
+      </w:r>
+    </w:p>
+    <w:p/>
+    <w:p>
+      <w:r>
+        <w:t>CHG-2026-07-07 - Phase 12.5 SSH Key Expansion Complete</w:t>
+      </w:r>
+    </w:p>
+    <w:p>
+      <w:r>
+        <w:t>Phase 12.5 INFRA01 SSH Port Validation - Completed 2026-07-07</w:t>
+      </w:r>
+    </w:p>
+    <w:p>
+      <w:r>
+        <w:t>INFRA01 TCP 22 SSH validated from Windows source 192.168.1.182 to 192.168.1.133.</w:t>
+      </w:r>
+    </w:p>
+    <w:p>
+      <w:r>
+        <w:t>Service purpose: SSH administration, public-key authentication, SCP transfer, and future safe sync workflows.</w:t>
+      </w:r>
+    </w:p>
+    <w:p>
+      <w:r>
+        <w:t>Exposure rule: management/internal staging access only. Do not expose SSH to the internet.</w:t>
+      </w:r>
+    </w:p>
+    <w:p>
+      <w:r>
+        <w:t>No new ports were opened for Phase 12.5.</w:t>
       </w:r>
     </w:p>
     <w:sectPr>
